--- a/Rapport_Cache_Redis_Complet.docx
+++ b/Rapport_Cache_Redis_Complet.docx
@@ -5230,6 +5230,14 @@
         </w:sectPr>
       </w:pPr>
     </w:p>
+    <w:p>
+      <w:r>
+        <w:rPr>
+          <w:b/>
+        </w:rPr>
+        <w:t>Iliass hariz</w:t>
+      </w:r>
+    </w:p>
   </w:body>
 </w:document>
 </file>
